--- a/분석/1부8화_Un_codice_per_tutti_분석.docx
+++ b/분석/1부8화_Un_codice_per_tutti_분석.docx
@@ -505,7 +505,7 @@
           <w:color w:val="1A1A1A"/>
           <w:sz w:val="22"/>
         </w:rPr>
-        <w:t xml:space="preserve">   Marco, hai trovato qualcosa nella legge?</w:t>
+        <w:t xml:space="preserve">   Marco, ha trovato qualcosa nella legge?</w:t>
       </w:r>
     </w:p>
     <w:p>
@@ -541,15 +541,15 @@
           <w:color w:val="262626"/>
           <w:sz w:val="18"/>
         </w:rPr>
-        <w:t>hai trovato</w:t>
-      </w:r>
-      <w:r>
-        <w:rPr>
-          <w:b w:val="0"/>
-          <w:color w:val="262626"/>
-          <w:sz w:val="18"/>
-        </w:rPr>
-        <w:t xml:space="preserve"> — 동사 trovare(찾다) 근과거 2인칭 단수</w:t>
+        <w:t>ha trovato</w:t>
+      </w:r>
+      <w:r>
+        <w:rPr>
+          <w:b w:val="0"/>
+          <w:color w:val="262626"/>
+          <w:sz w:val="18"/>
+        </w:rPr>
+        <w:t xml:space="preserve"> — 동사 trovare(찾다) 근과거 3인칭 단수 — Lei 존칭</w:t>
       </w:r>
       <w:r>
         <w:rPr>
@@ -620,7 +620,7 @@
           <w:color w:val="262626"/>
           <w:sz w:val="18"/>
         </w:rPr>
-        <w:t>nella = in + la. 근과거 avere + 과거분사.</w:t>
+        <w:t>Lei 존칭은 3인칭 단수: ha trovato. nella = in + la. 근과거 avere + 과거분사.</w:t>
       </w:r>
     </w:p>
     <w:p>
@@ -643,7 +643,7 @@
           <w:color w:val="262626"/>
           <w:sz w:val="18"/>
         </w:rPr>
-        <w:t>Hai trovato qualcosa?: '뭐 좀 찾았어?' — 결과를 묻는 기대의 질문.</w:t>
+        <w:t>Ha trovato qualcosa?: '뭐 좀 찾으셨어요?' — 결과를 묻는 기대의 질문.</w:t>
       </w:r>
     </w:p>
     <w:p>
@@ -706,7 +706,7 @@
           <w:color w:val="808080"/>
           <w:sz w:val="18"/>
         </w:rPr>
-        <w:t>아마도요. 거의 밤새 읽었어요.</w:t>
+        <w:t>아마도. 거의 밤새 읽었어.</w:t>
       </w:r>
     </w:p>
     <w:p>
@@ -1585,7 +1585,7 @@
           <w:color w:val="1A1A1A"/>
           <w:sz w:val="22"/>
         </w:rPr>
-        <w:t xml:space="preserve">   Marco, spiegaci, per favore. Non capisco tutta questa burocrazia.</w:t>
+        <w:t xml:space="preserve">   Marco, ci spieghi, per favore. Non capisco tutta questa burocrazia.</w:t>
       </w:r>
     </w:p>
     <w:p>
@@ -1621,15 +1621,15 @@
           <w:color w:val="262626"/>
           <w:sz w:val="18"/>
         </w:rPr>
-        <w:t>spiegaci</w:t>
-      </w:r>
-      <w:r>
-        <w:rPr>
-          <w:b w:val="0"/>
-          <w:color w:val="262626"/>
-          <w:sz w:val="18"/>
-        </w:rPr>
-        <w:t xml:space="preserve"> — 동사 spiegare(설명하다) 명령법 2인칭 단수 spiega + ci</w:t>
+        <w:t>spieghi</w:t>
+      </w:r>
+      <w:r>
+        <w:rPr>
+          <w:b w:val="0"/>
+          <w:color w:val="262626"/>
+          <w:sz w:val="18"/>
+        </w:rPr>
+        <w:t xml:space="preserve"> — 동사 spiegare(설명하다) 접속법 현재 3인칭 단수 — Lei 명령</w:t>
       </w:r>
       <w:r>
         <w:rPr>
@@ -1700,7 +1700,7 @@
           <w:color w:val="262626"/>
           <w:sz w:val="18"/>
         </w:rPr>
-        <w:t>tu 명령 + 간접목적 ci(우리에게) 결합: spiegaci. capire -isc- 동사.</w:t>
+        <w:t>Lei 명령은 접속법 현재형, 대명사는 앞: ci spieghi(우리에게 설명해 주세요). -care/-gare 동사는 h를 넣어 발음 유지: spieghi.</w:t>
       </w:r>
     </w:p>
     <w:p>
@@ -1746,7 +1746,7 @@
           <w:color w:val="262626"/>
           <w:sz w:val="18"/>
         </w:rPr>
-        <w:t>명령법 현재(Imperativo) 2인칭 단수 / 직설법 현재(Indicativo presente).</w:t>
+        <w:t>명령법(Imperativo) Lei형(=접속법 현재) / 직설법 현재(Indicativo presente).</w:t>
       </w:r>
     </w:p>
     <w:p>
@@ -3078,7 +3078,7 @@
           <w:color w:val="1A1A1A"/>
           <w:sz w:val="22"/>
         </w:rPr>
-        <w:t xml:space="preserve">   Scusa, Marco, cosa significa garantisce le cure?</w:t>
+        <w:t xml:space="preserve">   Scusi, Marco, cosa significa "garantisce le cure"?</w:t>
       </w:r>
     </w:p>
     <w:p>
@@ -3091,7 +3091,7 @@
           <w:color w:val="808080"/>
           <w:sz w:val="18"/>
         </w:rPr>
-        <w:t>마르코, '진료를 보장한다'는 게 무슨 뜻이야?</w:t>
+        <w:t>죄송한데, 마르코, '진료를 보장한다'는 게 무슨 뜻이에요?</w:t>
       </w:r>
     </w:p>
     <w:p>
@@ -3114,15 +3114,15 @@
           <w:color w:val="262626"/>
           <w:sz w:val="18"/>
         </w:rPr>
-        <w:t>scusa</w:t>
-      </w:r>
-      <w:r>
-        <w:rPr>
-          <w:b w:val="0"/>
-          <w:color w:val="262626"/>
-          <w:sz w:val="18"/>
-        </w:rPr>
-        <w:t xml:space="preserve"> — 동사 scusare 명령법 2인칭 단수(tu)</w:t>
+        <w:t>scusi</w:t>
+      </w:r>
+      <w:r>
+        <w:rPr>
+          <w:b w:val="0"/>
+          <w:color w:val="262626"/>
+          <w:sz w:val="18"/>
+        </w:rPr>
+        <w:t xml:space="preserve"> — 동사 scusare 명령법 Lei형(접속법 현재 3인칭 단수)</w:t>
       </w:r>
       <w:r>
         <w:rPr>
@@ -3148,6 +3148,30 @@
         </w:rPr>
         <w:t xml:space="preserve"> — 동사 significare 직설법 현재 3인칭 단수</w:t>
       </w:r>
+      <w:r>
+        <w:rPr>
+          <w:b w:val="0"/>
+          <w:color w:val="262626"/>
+          <w:sz w:val="18"/>
+        </w:rPr>
+        <w:t xml:space="preserve"> · </w:t>
+      </w:r>
+      <w:r>
+        <w:rPr>
+          <w:b/>
+          <w:color w:val="262626"/>
+          <w:sz w:val="18"/>
+        </w:rPr>
+        <w:t>garantisce</w:t>
+      </w:r>
+      <w:r>
+        <w:rPr>
+          <w:b w:val="0"/>
+          <w:color w:val="262626"/>
+          <w:sz w:val="18"/>
+        </w:rPr>
+        <w:t xml:space="preserve"> — 동사 garantire(보장하다) 직설법 현재 3인칭 단수(-isc-)</w:t>
+      </w:r>
     </w:p>
     <w:p>
       <w:pPr>
@@ -3169,7 +3193,7 @@
           <w:color w:val="262626"/>
           <w:sz w:val="18"/>
         </w:rPr>
-        <w:t>tu에게는 Scusa, Lei에게는 Scusi.</w:t>
+        <w:t>tu에게는 Scusa, Lei에게는 Scusi. 남의 말을 인용할 때는 따옴표로 묶는다.</w:t>
       </w:r>
     </w:p>
     <w:p>
@@ -3215,7 +3239,7 @@
           <w:color w:val="262626"/>
           <w:sz w:val="18"/>
         </w:rPr>
-        <w:t>명령법 현재(Imperativo) 2인칭 단수 / 직설법 현재(Indicativo presente).</w:t>
+        <w:t>명령법(Imperativo) Lei형 / 직설법 현재(Indicativo presente).</w:t>
       </w:r>
     </w:p>
     <w:p>
@@ -3467,7 +3491,7 @@
           <w:color w:val="808080"/>
           <w:sz w:val="18"/>
         </w:rPr>
-        <w:t>하지만 저는 세금 코드가 없어요, 변호사님.</w:t>
+        <w:t>하지만 저는 납세자 번호가 없어요, 변호사님.</w:t>
       </w:r>
     </w:p>
     <w:p>
@@ -6930,7 +6954,7 @@
           <w:color w:val="1A1A1A"/>
           <w:sz w:val="22"/>
         </w:rPr>
-        <w:t xml:space="preserve">   Vengo anch'io, Amina, così non siete sola.</w:t>
+        <w:t xml:space="preserve">   Vengo anch'io, Amina, così non siete sole.</w:t>
       </w:r>
     </w:p>
     <w:p>
@@ -6943,7 +6967,7 @@
           <w:color w:val="808080"/>
           <w:sz w:val="18"/>
         </w:rPr>
-        <w:t>저도 갈게요, 아미나, 혼자가 아니게요.</w:t>
+        <w:t>저도 갈게요, 아미나, 두 분만 가시지 않게요.</w:t>
       </w:r>
     </w:p>
     <w:p>
@@ -7014,15 +7038,39 @@
           <w:color w:val="262626"/>
           <w:sz w:val="18"/>
         </w:rPr>
-        <w:t>sola</w:t>
-      </w:r>
-      <w:r>
-        <w:rPr>
-          <w:b w:val="0"/>
-          <w:color w:val="262626"/>
-          <w:sz w:val="18"/>
-        </w:rPr>
-        <w:t xml:space="preserve"> — 형용사 solo의 여성 단수</w:t>
+        <w:t>siete</w:t>
+      </w:r>
+      <w:r>
+        <w:rPr>
+          <w:b w:val="0"/>
+          <w:color w:val="262626"/>
+          <w:sz w:val="18"/>
+        </w:rPr>
+        <w:t xml:space="preserve"> — 동사 essere 직설법 현재 2인칭 복수</w:t>
+      </w:r>
+      <w:r>
+        <w:rPr>
+          <w:b w:val="0"/>
+          <w:color w:val="262626"/>
+          <w:sz w:val="18"/>
+        </w:rPr>
+        <w:t xml:space="preserve"> · </w:t>
+      </w:r>
+      <w:r>
+        <w:rPr>
+          <w:b/>
+          <w:color w:val="262626"/>
+          <w:sz w:val="18"/>
+        </w:rPr>
+        <w:t>sole</w:t>
+      </w:r>
+      <w:r>
+        <w:rPr>
+          <w:b w:val="0"/>
+          <w:color w:val="262626"/>
+          <w:sz w:val="18"/>
+        </w:rPr>
+        <w:t xml:space="preserve"> — 형용사 solo의 여성 복수</w:t>
       </w:r>
     </w:p>
     <w:p>
@@ -7045,7 +7093,7 @@
           <w:color w:val="262626"/>
           <w:sz w:val="18"/>
         </w:rPr>
-        <w:t>상대와 함께 가는 것은 andare가 아니라 venire. così + 문장: '그러면 ~하도록'. 동사는 voi(아미나 가족)인데 형용사는 아미나 한 사람에 맞춘 단수 sola — 구어적 불일치(표준형은 non siete sole 또는 non sei sola).</w:t>
+        <w:t>상대와 함께 가는 것은 venire. così + 문장: '그러면 ~하도록'. 주어 voi(아미나와 노아, 둘 다 여성)에 맞춰 siete sole.</w:t>
       </w:r>
     </w:p>
     <w:p>
@@ -7068,7 +7116,7 @@
           <w:color w:val="262626"/>
           <w:sz w:val="18"/>
         </w:rPr>
-        <w:t>Vengo anch'io: '나도 갈게' — 동행 제안.</w:t>
+        <w:t>Vengo anch'io: '저도 갈게요' — 동행 제안. non siete sole는 7화 제목 'Non siete sole'의 메아리.</w:t>
       </w:r>
     </w:p>
     <w:p>
@@ -7822,7 +7870,7 @@
           <w:color w:val="1A1A1A"/>
           <w:sz w:val="22"/>
         </w:rPr>
-        <w:t xml:space="preserve">   Sei sempre pronto a tutto, tu.</w:t>
+        <w:t xml:space="preserve">   È sempre pronto a tutto, lei.</w:t>
       </w:r>
     </w:p>
     <w:p>
@@ -7835,7 +7883,7 @@
           <w:color w:val="808080"/>
           <w:sz w:val="18"/>
         </w:rPr>
-        <w:t>넌 항상 모든 걸 대비하는구나.</w:t>
+        <w:t>항상 모든 걸 대비하시네요.</w:t>
       </w:r>
     </w:p>
     <w:p>
@@ -7858,15 +7906,15 @@
           <w:color w:val="262626"/>
           <w:sz w:val="18"/>
         </w:rPr>
-        <w:t>sei</w:t>
-      </w:r>
-      <w:r>
-        <w:rPr>
-          <w:b w:val="0"/>
-          <w:color w:val="262626"/>
-          <w:sz w:val="18"/>
-        </w:rPr>
-        <w:t xml:space="preserve"> — 동사 essere 직설법 현재 2인칭 단수</w:t>
+        <w:t>è</w:t>
+      </w:r>
+      <w:r>
+        <w:rPr>
+          <w:b w:val="0"/>
+          <w:color w:val="262626"/>
+          <w:sz w:val="18"/>
+        </w:rPr>
+        <w:t xml:space="preserve"> — 동사 essere 직설법 현재 3인칭 단수 — Lei 존칭</w:t>
       </w:r>
       <w:r>
         <w:rPr>
@@ -7937,7 +7985,7 @@
           <w:color w:val="262626"/>
           <w:sz w:val="18"/>
         </w:rPr>
-        <w:t>pronto a + 명사/원형. 끝에 tu를 덧붙여 주어 강조(구어).</w:t>
+        <w:t>pronto a + 명사/원형. 끝에 lei를 덧붙여 주어 강조(구어).</w:t>
       </w:r>
     </w:p>
     <w:p>
@@ -7960,7 +8008,7 @@
           <w:color w:val="262626"/>
           <w:sz w:val="18"/>
         </w:rPr>
-        <w:t>Sei sempre pronto a tutto, tu: 반쯤 놀리고 반쯤 감탄하는 친근한 말투.</w:t>
+        <w:t>È sempre pronto a tutto, lei: 반쯤 놀리고 반쯤 감탄하는 말투.</w:t>
       </w:r>
     </w:p>
     <w:p>
@@ -12555,7 +12603,7 @@
           <w:color w:val="1A1A1A"/>
           <w:sz w:val="22"/>
         </w:rPr>
-        <w:t xml:space="preserve">   Amina, sei riuscita! Fammi vedere.</w:t>
+        <w:t xml:space="preserve">   Amina, ce l'hai fatta! Fammi vedere.</w:t>
       </w:r>
     </w:p>
     <w:p>
@@ -12591,15 +12639,15 @@
           <w:color w:val="262626"/>
           <w:sz w:val="18"/>
         </w:rPr>
-        <w:t>sei riuscita</w:t>
-      </w:r>
-      <w:r>
-        <w:rPr>
-          <w:b w:val="0"/>
-          <w:color w:val="262626"/>
-          <w:sz w:val="18"/>
-        </w:rPr>
-        <w:t xml:space="preserve"> — 동사 riuscire(성공하다) 근과거 2인칭 단수 여성</w:t>
+        <w:t>ce l'hai fatta</w:t>
+      </w:r>
+      <w:r>
+        <w:rPr>
+          <w:b w:val="0"/>
+          <w:color w:val="262626"/>
+          <w:sz w:val="18"/>
+        </w:rPr>
+        <w:t xml:space="preserve"> — 동사 farcela(해내다) 근과거 2인칭 단수</w:t>
       </w:r>
       <w:r>
         <w:rPr>
@@ -12670,7 +12718,7 @@
           <w:color w:val="262626"/>
           <w:sz w:val="18"/>
         </w:rPr>
-        <w:t>riuscire는 essere 조동사 → riuscita(아미나 여성). fa' + mi → fammi(자음 m 중복).</w:t>
+        <w:t>farcela = ci + la + fare 관용 대명동사: ce l'ho fatta, ce l'hai fatta. fa' + mi → fammi(자음 m 중복).</w:t>
       </w:r>
     </w:p>
     <w:p>
@@ -12693,7 +12741,7 @@
           <w:color w:val="262626"/>
           <w:sz w:val="18"/>
         </w:rPr>
-        <w:t>Fammi vedere: '보여 줘' — 필수 회화.</w:t>
+        <w:t>Ce l'hai fatta!: '해냈구나!' / Fammi vedere: '보여 줘' — 필수 회화.</w:t>
       </w:r>
     </w:p>
     <w:p>
@@ -14212,7 +14260,7 @@
           <w:color w:val="808080"/>
           <w:sz w:val="18"/>
         </w:rPr>
-        <w:t>누군가 설명해주면 효과가 있어요, 소피아. 그게 핵심이에요.</w:t>
+        <w:t>누군가 설명해주면 효과가 있어, 소피아. 그게 핵심이야.</w:t>
       </w:r>
     </w:p>
     <w:p>
@@ -16748,7 +16796,7 @@
           <w:color w:val="1A1A1A"/>
           <w:sz w:val="22"/>
         </w:rPr>
-        <w:t xml:space="preserve">   Console Cesare, hai un'idea migliore?</w:t>
+        <w:t xml:space="preserve">   Console Cesare, ha un'idea migliore?</w:t>
       </w:r>
     </w:p>
     <w:p>
@@ -16784,15 +16832,15 @@
           <w:color w:val="262626"/>
           <w:sz w:val="18"/>
         </w:rPr>
-        <w:t>hai</w:t>
-      </w:r>
-      <w:r>
-        <w:rPr>
-          <w:b w:val="0"/>
-          <w:color w:val="262626"/>
-          <w:sz w:val="18"/>
-        </w:rPr>
-        <w:t xml:space="preserve"> — 동사 avere 직설법 현재 2인칭 단수</w:t>
+        <w:t>ha</w:t>
+      </w:r>
+      <w:r>
+        <w:rPr>
+          <w:b w:val="0"/>
+          <w:color w:val="262626"/>
+          <w:sz w:val="18"/>
+        </w:rPr>
+        <w:t xml:space="preserve"> — 동사 avere 직설법 현재 3인칭 단수 — Lei 존칭</w:t>
       </w:r>
       <w:r>
         <w:rPr>
@@ -16808,6 +16856,30 @@
           <w:color w:val="262626"/>
           <w:sz w:val="18"/>
         </w:rPr>
+        <w:t>idea</w:t>
+      </w:r>
+      <w:r>
+        <w:rPr>
+          <w:b w:val="0"/>
+          <w:color w:val="262626"/>
+          <w:sz w:val="18"/>
+        </w:rPr>
+        <w:t xml:space="preserve"> — 명사(여) · 생각 / 복수 idee</w:t>
+      </w:r>
+      <w:r>
+        <w:rPr>
+          <w:b w:val="0"/>
+          <w:color w:val="262626"/>
+          <w:sz w:val="18"/>
+        </w:rPr>
+        <w:t xml:space="preserve"> · </w:t>
+      </w:r>
+      <w:r>
+        <w:rPr>
+          <w:b/>
+          <w:color w:val="262626"/>
+          <w:sz w:val="18"/>
+        </w:rPr>
         <w:t>migliore</w:t>
       </w:r>
       <w:r>
@@ -16839,7 +16911,7 @@
           <w:color w:val="262626"/>
           <w:sz w:val="18"/>
         </w:rPr>
-        <w:t>migliore: buono의 불규칙 비교급(형용사). meglio는 부사.</w:t>
+        <w:t>migliore: buono의 불규칙 비교급(형용사). meglio는 부사. un'idea: 여성 명사 앞 una의 모음 생략.</w:t>
       </w:r>
     </w:p>
     <w:p>
@@ -16862,7 +16934,7 @@
           <w:color w:val="262626"/>
           <w:sz w:val="18"/>
         </w:rPr>
-        <w:t>마르코가 체사레에게 tu를 씀 — 동료 사이의 도전적인 질문.</w:t>
+        <w:t>Ha un'idea migliore?: '더 좋은 생각 있으세요?' — 정중하지만 도전적인 질문.</w:t>
       </w:r>
     </w:p>
     <w:p>
@@ -16912,7 +16984,7 @@
           <w:color w:val="1A1A1A"/>
           <w:sz w:val="22"/>
         </w:rPr>
-        <w:t xml:space="preserve">   Forse. Ma oggi, lasciatemi solo bere il mio caffè.</w:t>
+        <w:t xml:space="preserve">   Forse. Ma oggi, mi lascino solo bere il mio caffè.</w:t>
       </w:r>
     </w:p>
     <w:p>
@@ -16948,15 +17020,15 @@
           <w:color w:val="262626"/>
           <w:sz w:val="18"/>
         </w:rPr>
-        <w:t>lasciatemi</w:t>
-      </w:r>
-      <w:r>
-        <w:rPr>
-          <w:b w:val="0"/>
-          <w:color w:val="262626"/>
-          <w:sz w:val="18"/>
-        </w:rPr>
-        <w:t xml:space="preserve"> — 동사 lasciare 명령법 2인칭 복수 + mi</w:t>
+        <w:t>lascino</w:t>
+      </w:r>
+      <w:r>
+        <w:rPr>
+          <w:b w:val="0"/>
+          <w:color w:val="262626"/>
+          <w:sz w:val="18"/>
+        </w:rPr>
+        <w:t xml:space="preserve"> — 동사 lasciare 접속법 현재 3인칭 복수 — Loro 존칭 명령</w:t>
       </w:r>
       <w:r>
         <w:rPr>
@@ -17027,7 +17099,7 @@
           <w:color w:val="262626"/>
           <w:sz w:val="18"/>
         </w:rPr>
-        <w:t>lasciare + 원형: '~하게 내버려 두다'(사역 fare와 비슷하지만 '허락'). 명령 + 대명사 결합.</w:t>
+        <w:t>Loro 존칭 명령은 접속법 현재 3인칭 복수, 대명사는 앞: mi lascino. lasciare + 원형: '~하게 내버려 두다'.</w:t>
       </w:r>
     </w:p>
     <w:p>
@@ -17073,7 +17145,7 @@
           <w:color w:val="262626"/>
           <w:sz w:val="18"/>
         </w:rPr>
-        <w:t>명령법 현재(Imperativo) 2인칭 복수 + 원형.</w:t>
+        <w:t>명령법(Imperativo) Loro형(=접속법 현재) + 원형.</w:t>
       </w:r>
     </w:p>
     <w:p>
@@ -18357,7 +18429,7 @@
           <w:color w:val="808080"/>
           <w:sz w:val="18"/>
         </w:rPr>
-        <w:t>그리고 먹으러도요, 아가, 문은 항상 열려 있어.</w:t>
+        <w:t>그리고 밥 먹으러도 와, 아가. 문은 항상 열려 있어.</w:t>
       </w:r>
     </w:p>
     <w:p>
@@ -19461,7 +19533,7 @@
           <w:color w:val="1A1A1A"/>
           <w:sz w:val="22"/>
         </w:rPr>
-        <w:t xml:space="preserve">   Marco, posso chiederti una cosa?</w:t>
+        <w:t xml:space="preserve">   Marco, posso chiederle una cosa?</w:t>
       </w:r>
     </w:p>
     <w:p>
@@ -19521,15 +19593,15 @@
           <w:color w:val="262626"/>
           <w:sz w:val="18"/>
         </w:rPr>
-        <w:t>chiederti</w:t>
-      </w:r>
-      <w:r>
-        <w:rPr>
-          <w:b w:val="0"/>
-          <w:color w:val="262626"/>
-          <w:sz w:val="18"/>
-        </w:rPr>
-        <w:t xml:space="preserve"> — 동사 chiedere 원형 + ti</w:t>
+        <w:t>chiederle</w:t>
+      </w:r>
+      <w:r>
+        <w:rPr>
+          <w:b w:val="0"/>
+          <w:color w:val="262626"/>
+          <w:sz w:val="18"/>
+        </w:rPr>
+        <w:t xml:space="preserve"> — 동사 chiedere 원형 + le(당신에게, Lei 존칭)</w:t>
       </w:r>
       <w:r>
         <w:rPr>
@@ -19576,7 +19648,7 @@
           <w:color w:val="262626"/>
           <w:sz w:val="18"/>
         </w:rPr>
-        <w:t>간접목적 ti가 원형 끝에(= ti posso chiedere).</w:t>
+        <w:t>간접목적 le(=a Lei)가 원형 끝에 붙는다(= le posso chiedere).</w:t>
       </w:r>
     </w:p>
     <w:p>
@@ -19599,7 +19671,7 @@
           <w:color w:val="262626"/>
           <w:sz w:val="18"/>
         </w:rPr>
-        <w:t>Posso chiederti una cosa?: '하나 물어봐도 돼?' — 필수 회화.</w:t>
+        <w:t>Posso chiederle una cosa?: '하나 여쭤봐도 될까요?' — 필수 회화.</w:t>
       </w:r>
     </w:p>
     <w:p>
@@ -19662,7 +19734,7 @@
           <w:color w:val="808080"/>
           <w:sz w:val="18"/>
         </w:rPr>
-        <w:t>물론이죠, 소피아. 말해봐요.</w:t>
+        <w:t>물론이지, 소피아. 말해봐.</w:t>
       </w:r>
     </w:p>
     <w:p>
@@ -20753,7 +20825,7 @@
           <w:color w:val="1A1A1A"/>
           <w:sz w:val="22"/>
         </w:rPr>
-        <w:t xml:space="preserve">   L'ho presa in prestito. Ve la rendo domani.</w:t>
+        <w:t xml:space="preserve">   L'ho presa in prestito. Gliela rendo domani.</w:t>
       </w:r>
     </w:p>
     <w:p>
@@ -20837,6 +20909,30 @@
           <w:color w:val="262626"/>
           <w:sz w:val="18"/>
         </w:rPr>
+        <w:t>gliela</w:t>
+      </w:r>
+      <w:r>
+        <w:rPr>
+          <w:b w:val="0"/>
+          <w:color w:val="262626"/>
+          <w:sz w:val="18"/>
+        </w:rPr>
+        <w:t xml:space="preserve"> — 간접 Le(당신에게) + 직접 la 결합</w:t>
+      </w:r>
+      <w:r>
+        <w:rPr>
+          <w:b w:val="0"/>
+          <w:color w:val="262626"/>
+          <w:sz w:val="18"/>
+        </w:rPr>
+        <w:t xml:space="preserve"> · </w:t>
+      </w:r>
+      <w:r>
+        <w:rPr>
+          <w:b/>
+          <w:color w:val="262626"/>
+          <w:sz w:val="18"/>
+        </w:rPr>
         <w:t>rendo</w:t>
       </w:r>
       <w:r>
@@ -20868,7 +20964,7 @@
           <w:color w:val="262626"/>
           <w:sz w:val="18"/>
         </w:rPr>
-        <w:t>① L'ho presa: 선행 대명사 la(frase)에 과거분사 일치. ② vi + la → ve la(대명사 결합).</w:t>
+        <w:t>① L'ho presa: 선행 대명사 la(frase)에 과거분사 일치. ② Le + la → gliela(대명사 결합, 존칭에도 같은 형태).</w:t>
       </w:r>
     </w:p>
     <w:p>
